--- a/461L Cost Analysis — March 2026.docx
+++ b/461L Cost Analysis — March 2026.docx
@@ -46,7 +46,7 @@
           <w:sz w:val="24"/>
           <w:u w:val="none"/>
         </w:rPr>
-        <w:t xml:space="preserve">$5267.66  </w:t>
+        <w:t xml:space="preserve">$6783.78  </w:t>
       </w:r>
       <w:r>
         <w:rPr>
@@ -56,7 +56,7 @@
           <w:sz w:val="22"/>
           <w:u w:val="none"/>
         </w:rPr>
-        <w:t>($250.84 per student)</w:t>
+        <w:t>($323.04 per student)</w:t>
       </w:r>
     </w:p>
     <w:p>
@@ -231,7 +231,7 @@
           <w:sz w:val="24"/>
           <w:u w:val="none"/>
         </w:rPr>
-        <w:t>$5413.55</w:t>
+        <w:t>$6929.68</w:t>
       </w:r>
       <w:r>
         <w:rPr>
@@ -241,7 +241,7 @@
           <w:sz w:val="22"/>
           <w:u w:val="none"/>
         </w:rPr>
-        <w:t xml:space="preserve">  ($257.79 per student)</w:t>
+        <w:t xml:space="preserve">  ($329.98 per student)</w:t>
       </w:r>
     </w:p>
     <w:p>
@@ -972,7 +972,7 @@
           <w:b/>
           <w:sz w:val="22"/>
         </w:rPr>
-        <w:t>3 — Bactericidal Effects of Complement Proteins  (Total: $89.63 | $4.27/student)</w:t>
+        <w:t>3 — Bactericidal Effects of Complement Proteins  (Total: $393.03 | $18.72/student)</w:t>
       </w:r>
     </w:p>
     <w:p>
@@ -1086,7 +1086,7 @@
           <w:b/>
           <w:sz w:val="20"/>
         </w:rPr>
-        <w:t>Cost: $0.31</w:t>
+        <w:t>Cost: $306.12</w:t>
       </w:r>
     </w:p>
     <w:p>
@@ -1114,7 +1114,7 @@
           <w:b/>
           <w:sz w:val="20"/>
         </w:rPr>
-        <w:t>Cost: $10.07</w:t>
+        <w:t>Cost: $7.65</w:t>
       </w:r>
     </w:p>
     <w:p>
@@ -1463,7 +1463,7 @@
           <w:b/>
           <w:sz w:val="22"/>
         </w:rPr>
-        <w:t>4 — Antibody-mediated Agglutination of Bacteria  (Total: $144.75 | $6.89/student)</w:t>
+        <w:t>4 — Antibody-mediated Agglutination of Bacteria  (Total: $1290.41 | $61.45/student)</w:t>
       </w:r>
     </w:p>
     <w:p>
@@ -1562,7 +1562,7 @@
           <w:rFonts w:ascii="Consolas" w:hAnsi="Consolas"/>
           <w:sz w:val="20"/>
         </w:rPr>
-        <w:t>Salmonella H Antiserum</w:t>
+        <w:t>Salmonella H:q Antiserum</w:t>
       </w:r>
       <w:r>
         <w:rPr>
@@ -1577,7 +1577,7 @@
           <w:b/>
           <w:sz w:val="20"/>
         </w:rPr>
-        <w:t>Cost: $8.67</w:t>
+        <w:t>Cost: $1134.67</w:t>
       </w:r>
     </w:p>
     <w:p>
@@ -1605,7 +1605,7 @@
           <w:b/>
           <w:sz w:val="20"/>
         </w:rPr>
-        <w:t>Cost: $93.67</w:t>
+        <w:t>Cost: $113.33</w:t>
       </w:r>
     </w:p>
     <w:p>
@@ -1825,7 +1825,7 @@
           <w:b/>
           <w:sz w:val="22"/>
         </w:rPr>
-        <w:t>5.1 — Mammalian Cell Culture: Day 1 - Thawing Frozen Cells  (Total: $159.99 | $7.62/student)</w:t>
+        <w:t>5.1 — Mammalian Cell Culture: Day 1 - Thawing Frozen Cells  (Total: $233.16 | $11.10/student)</w:t>
       </w:r>
     </w:p>
     <w:p>
@@ -1867,7 +1867,7 @@
           <w:b/>
           <w:sz w:val="20"/>
         </w:rPr>
-        <w:t>Cost: $8.10</w:t>
+        <w:t>Cost: $8.42</w:t>
       </w:r>
     </w:p>
     <w:p>
@@ -1895,7 +1895,7 @@
           <w:b/>
           <w:sz w:val="20"/>
         </w:rPr>
-        <w:t>Cost: $10.13</w:t>
+        <w:t>Cost: $10.53</w:t>
       </w:r>
     </w:p>
     <w:p>
@@ -2020,7 +2020,7 @@
           <w:rFonts w:ascii="Consolas" w:hAnsi="Consolas"/>
           <w:sz w:val="20"/>
         </w:rPr>
-        <w:t>T75 Cell Culture Flask</w:t>
+        <w:t>T75 Flask</w:t>
       </w:r>
       <w:r>
         <w:rPr>
@@ -2408,6 +2408,62 @@
           <w:sz w:val="20"/>
         </w:rPr>
         <w:t>Cost: $0.00</w:t>
+      </w:r>
+    </w:p>
+    <w:p>
+      <w:pPr>
+        <w:spacing w:after="0"/>
+        <w:ind w:left="480"/>
+      </w:pPr>
+      <w:r>
+        <w:rPr>
+          <w:rFonts w:ascii="Consolas" w:hAnsi="Consolas"/>
+          <w:sz w:val="20"/>
+        </w:rPr>
+        <w:t>Cell scraper</w:t>
+      </w:r>
+      <w:r>
+        <w:rPr>
+          <w:rFonts w:ascii="Consolas" w:hAnsi="Consolas"/>
+          <w:sz w:val="20"/>
+        </w:rPr>
+        <w:t xml:space="preserve">, Qty: 10.0, </w:t>
+      </w:r>
+      <w:r>
+        <w:rPr>
+          <w:rFonts w:ascii="Consolas" w:hAnsi="Consolas"/>
+          <w:b/>
+          <w:sz w:val="20"/>
+        </w:rPr>
+        <w:t>Cost: $55.73</w:t>
+      </w:r>
+    </w:p>
+    <w:p>
+      <w:pPr>
+        <w:spacing w:after="0"/>
+        <w:ind w:left="480"/>
+      </w:pPr>
+      <w:r>
+        <w:rPr>
+          <w:rFonts w:ascii="Consolas" w:hAnsi="Consolas"/>
+          <w:sz w:val="20"/>
+        </w:rPr>
+        <w:t>Cell scraper</w:t>
+      </w:r>
+      <w:r>
+        <w:rPr>
+          <w:rFonts w:ascii="Consolas" w:hAnsi="Consolas"/>
+          <w:sz w:val="20"/>
+        </w:rPr>
+        <w:t xml:space="preserve">, Qty: 3.0, </w:t>
+      </w:r>
+      <w:r>
+        <w:rPr>
+          <w:rFonts w:ascii="Consolas" w:hAnsi="Consolas"/>
+          <w:b/>
+          <w:sz w:val="20"/>
+        </w:rPr>
+        <w:t>Cost: $16.72</w:t>
       </w:r>
     </w:p>
     <w:p>
@@ -2612,7 +2668,7 @@
           <w:b/>
           <w:sz w:val="22"/>
         </w:rPr>
-        <w:t>5.2 — Mammalian Cell Culture: Day 2 - Passaging and Counting Cells  (Total: $156.63 | $7.46/student)</w:t>
+        <w:t>5.2 — Mammalian Cell Culture: Day 2 - Passaging and Counting Cells  (Total: $229.48 | $10.93/student)</w:t>
       </w:r>
     </w:p>
     <w:p>
@@ -2654,7 +2710,7 @@
           <w:b/>
           <w:sz w:val="20"/>
         </w:rPr>
-        <w:t>Cost: $10.13</w:t>
+        <w:t>Cost: $10.53</w:t>
       </w:r>
     </w:p>
     <w:p>
@@ -3309,6 +3365,62 @@
           <w:sz w:val="20"/>
         </w:rPr>
         <w:t>Cost: $0.00</w:t>
+      </w:r>
+    </w:p>
+    <w:p>
+      <w:pPr>
+        <w:spacing w:after="0"/>
+        <w:ind w:left="480"/>
+      </w:pPr>
+      <w:r>
+        <w:rPr>
+          <w:rFonts w:ascii="Consolas" w:hAnsi="Consolas"/>
+          <w:sz w:val="20"/>
+        </w:rPr>
+        <w:t>Cell scraper</w:t>
+      </w:r>
+      <w:r>
+        <w:rPr>
+          <w:rFonts w:ascii="Consolas" w:hAnsi="Consolas"/>
+          <w:sz w:val="20"/>
+        </w:rPr>
+        <w:t xml:space="preserve">, Qty: 10.0, </w:t>
+      </w:r>
+      <w:r>
+        <w:rPr>
+          <w:rFonts w:ascii="Consolas" w:hAnsi="Consolas"/>
+          <w:b/>
+          <w:sz w:val="20"/>
+        </w:rPr>
+        <w:t>Cost: $55.73</w:t>
+      </w:r>
+    </w:p>
+    <w:p>
+      <w:pPr>
+        <w:spacing w:after="0"/>
+        <w:ind w:left="480"/>
+      </w:pPr>
+      <w:r>
+        <w:rPr>
+          <w:rFonts w:ascii="Consolas" w:hAnsi="Consolas"/>
+          <w:sz w:val="20"/>
+        </w:rPr>
+        <w:t>Cell scraper</w:t>
+      </w:r>
+      <w:r>
+        <w:rPr>
+          <w:rFonts w:ascii="Consolas" w:hAnsi="Consolas"/>
+          <w:sz w:val="20"/>
+        </w:rPr>
+        <w:t xml:space="preserve">, Qty: 3.0, </w:t>
+      </w:r>
+      <w:r>
+        <w:rPr>
+          <w:rFonts w:ascii="Consolas" w:hAnsi="Consolas"/>
+          <w:b/>
+          <w:sz w:val="20"/>
+        </w:rPr>
+        <w:t>Cost: $16.72</w:t>
       </w:r>
     </w:p>
     <w:p>
@@ -3344,7 +3456,7 @@
           <w:b/>
           <w:sz w:val="22"/>
         </w:rPr>
-        <w:t>5.3 — Mammalian Cell Culture: Day 3 - Making Frozen Cell Stocks  (Total: $83.07 | $3.96/student)</w:t>
+        <w:t>5.3 — Mammalian Cell Culture: Day 3 - Making Frozen Cell Stocks  (Total: $155.72 | $7.42/student)</w:t>
       </w:r>
     </w:p>
     <w:p>
@@ -3386,7 +3498,7 @@
           <w:b/>
           <w:sz w:val="20"/>
         </w:rPr>
-        <w:t>Cost: $5.07</w:t>
+        <w:t>Cost: $5.26</w:t>
       </w:r>
     </w:p>
     <w:p>
@@ -3813,6 +3925,62 @@
           <w:sz w:val="20"/>
         </w:rPr>
         <w:t>Cost: $0.00</w:t>
+      </w:r>
+    </w:p>
+    <w:p>
+      <w:pPr>
+        <w:spacing w:after="0"/>
+        <w:ind w:left="480"/>
+      </w:pPr>
+      <w:r>
+        <w:rPr>
+          <w:rFonts w:ascii="Consolas" w:hAnsi="Consolas"/>
+          <w:sz w:val="20"/>
+        </w:rPr>
+        <w:t>Cell scraper</w:t>
+      </w:r>
+      <w:r>
+        <w:rPr>
+          <w:rFonts w:ascii="Consolas" w:hAnsi="Consolas"/>
+          <w:sz w:val="20"/>
+        </w:rPr>
+        <w:t xml:space="preserve">, Qty: 10.0, </w:t>
+      </w:r>
+      <w:r>
+        <w:rPr>
+          <w:rFonts w:ascii="Consolas" w:hAnsi="Consolas"/>
+          <w:b/>
+          <w:sz w:val="20"/>
+        </w:rPr>
+        <w:t>Cost: $55.73</w:t>
+      </w:r>
+    </w:p>
+    <w:p>
+      <w:pPr>
+        <w:spacing w:after="0"/>
+        <w:ind w:left="480"/>
+      </w:pPr>
+      <w:r>
+        <w:rPr>
+          <w:rFonts w:ascii="Consolas" w:hAnsi="Consolas"/>
+          <w:sz w:val="20"/>
+        </w:rPr>
+        <w:t>Cell scraper</w:t>
+      </w:r>
+      <w:r>
+        <w:rPr>
+          <w:rFonts w:ascii="Consolas" w:hAnsi="Consolas"/>
+          <w:sz w:val="20"/>
+        </w:rPr>
+        <w:t xml:space="preserve">, Qty: 3.0, </w:t>
+      </w:r>
+      <w:r>
+        <w:rPr>
+          <w:rFonts w:ascii="Consolas" w:hAnsi="Consolas"/>
+          <w:b/>
+          <w:sz w:val="20"/>
+        </w:rPr>
+        <w:t>Cost: $16.72</w:t>
       </w:r>
     </w:p>
     <w:p>
@@ -3848,7 +4016,7 @@
           <w:b/>
           <w:sz w:val="22"/>
         </w:rPr>
-        <w:t>5.adjust — Mammalian Cell Culture: Day 4 - Maintaining Recovered Cultures  (Total: $120.09 | $5.72/student)</w:t>
+        <w:t>5.adjust — Mammalian Cell Culture: Day 4 - Maintaining Recovered Cultures  (Total: $120.25 | $5.73/student)</w:t>
       </w:r>
     </w:p>
     <w:p>
@@ -3890,7 +4058,7 @@
           <w:b/>
           <w:sz w:val="20"/>
         </w:rPr>
-        <w:t>Cost: $4.05</w:t>
+        <w:t>Cost: $4.21</w:t>
       </w:r>
     </w:p>
     <w:p>
@@ -4215,7 +4383,7 @@
           <w:rFonts w:ascii="Consolas" w:hAnsi="Consolas"/>
           <w:sz w:val="20"/>
         </w:rPr>
-        <w:t>Microscope Slide Cover Slips, 18x18mm</w:t>
+        <w:t>Cover Slips</w:t>
       </w:r>
       <w:r>
         <w:rPr>
@@ -4381,7 +4549,7 @@
           <w:b/>
           <w:sz w:val="22"/>
         </w:rPr>
-        <w:t>6.1 — Prep for Phayocytosis Assay  (Total: $120.09 | $5.72/student)</w:t>
+        <w:t>6.1 — Prep for Phayocytosis Assay  (Total: $120.25 | $5.73/student)</w:t>
       </w:r>
     </w:p>
     <w:p>
@@ -4423,7 +4591,7 @@
           <w:b/>
           <w:sz w:val="20"/>
         </w:rPr>
-        <w:t>Cost: $4.05</w:t>
+        <w:t>Cost: $4.21</w:t>
       </w:r>
     </w:p>
     <w:p>
@@ -4914,7 +5082,7 @@
           <w:b/>
           <w:sz w:val="22"/>
         </w:rPr>
-        <w:t>6.2 — Phagocytosis of Bacteria by Macrophages  (Total: $270.22 | $12.87/student)</w:t>
+        <w:t>6.2 — Phagocytosis of Bacteria by Macrophages  (Total: $273.94 | $13.04/student)</w:t>
       </w:r>
     </w:p>
     <w:p>
@@ -5028,7 +5196,7 @@
           <w:b/>
           <w:sz w:val="20"/>
         </w:rPr>
-        <w:t>Cost: $8.10</w:t>
+        <w:t>Cost: $8.42</w:t>
       </w:r>
     </w:p>
     <w:p>
@@ -5056,7 +5224,7 @@
           <w:b/>
           <w:sz w:val="20"/>
         </w:rPr>
-        <w:t>Cost: $10.13</w:t>
+        <w:t>Cost: $10.53</w:t>
       </w:r>
     </w:p>
     <w:p>
@@ -5211,7 +5379,7 @@
           <w:b/>
           <w:sz w:val="20"/>
         </w:rPr>
-        <w:t>Cost: $78.50</w:t>
+        <w:t>Cost: $81.50</w:t>
       </w:r>
     </w:p>
     <w:p>
@@ -5602,7 +5770,7 @@
           <w:b/>
           <w:sz w:val="22"/>
         </w:rPr>
-        <w:t>7 — TUNEL Staining to Detect Apoptosis  (Total: $750.35 | $35.73/student)</w:t>
+        <w:t>7 — TUNEL Staining to Detect Apoptosis  (Total: $723.79 | $34.47/student)</w:t>
       </w:r>
     </w:p>
     <w:p>
@@ -5798,7 +5966,7 @@
           <w:rFonts w:ascii="Consolas" w:hAnsi="Consolas"/>
           <w:sz w:val="20"/>
         </w:rPr>
-        <w:t>Poly-L-Lysine</w:t>
+        <w:t>0.1% Poly-L-Lysine hydrobromide solution</w:t>
       </w:r>
       <w:r>
         <w:rPr>
@@ -5813,7 +5981,7 @@
           <w:b/>
           <w:sz w:val="20"/>
         </w:rPr>
-        <w:t>Cost: $78.50</w:t>
+        <w:t>Cost: $0.14</w:t>
       </w:r>
     </w:p>
     <w:p>
@@ -5912,6 +6080,34 @@
           <w:sz w:val="20"/>
         </w:rPr>
         <w:t>Cost: $1.67</w:t>
+      </w:r>
+    </w:p>
+    <w:p>
+      <w:pPr>
+        <w:spacing w:after="0"/>
+        <w:ind w:left="480"/>
+      </w:pPr>
+      <w:r>
+        <w:rPr>
+          <w:rFonts w:ascii="Consolas" w:hAnsi="Consolas"/>
+          <w:sz w:val="20"/>
+        </w:rPr>
+        <w:t>SigmaFast DAB (3, 3'-diaminobenzidine) Tablets</w:t>
+      </w:r>
+      <w:r>
+        <w:rPr>
+          <w:rFonts w:ascii="Consolas" w:hAnsi="Consolas"/>
+          <w:sz w:val="20"/>
+        </w:rPr>
+        <w:t xml:space="preserve">, Qty: 10.0, </w:t>
+      </w:r>
+      <w:r>
+        <w:rPr>
+          <w:rFonts w:ascii="Consolas" w:hAnsi="Consolas"/>
+          <w:b/>
+          <w:sz w:val="20"/>
+        </w:rPr>
+        <w:t>Cost: $51.80</w:t>
       </w:r>
     </w:p>
     <w:p>
@@ -6259,7 +6455,7 @@
           <w:b/>
           <w:sz w:val="22"/>
         </w:rPr>
-        <w:t>8.1 — ELISA (Immunoglobulin Isotyping): Day 1  (Total: $406.42 | $19.35/student)</w:t>
+        <w:t>8.1 — ELISA (Immunoglobulin Isotyping): Day 1  (Total: $312.82 | $14.90/student)</w:t>
       </w:r>
     </w:p>
     <w:p>
@@ -6329,7 +6525,7 @@
           <w:b/>
           <w:sz w:val="20"/>
         </w:rPr>
-        <w:t>Cost: $1.69</w:t>
+        <w:t>Cost: $1.39</w:t>
       </w:r>
     </w:p>
     <w:p>
@@ -6357,7 +6553,7 @@
           <w:b/>
           <w:sz w:val="20"/>
         </w:rPr>
-        <w:t>Cost: $180.00</w:t>
+        <w:t>Cost: $86.70</w:t>
       </w:r>
     </w:p>
     <w:p>
@@ -7405,14 +7601,14 @@
           <w:rFonts w:ascii="Consolas" w:hAnsi="Consolas"/>
           <w:sz w:val="20"/>
         </w:rPr>
-        <w:t>Agar BBS TB</w:t>
-      </w:r>
-      <w:r>
-        <w:rPr>
-          <w:rFonts w:ascii="Consolas" w:hAnsi="Consolas"/>
-          <w:sz w:val="20"/>
-        </w:rPr>
-        <w:t xml:space="preserve"> — Media: Agar BBS TB, Form: 1_ml, Qty: 100.0, </w:t>
+        <w:t>Trypan Gels</w:t>
+      </w:r>
+      <w:r>
+        <w:rPr>
+          <w:rFonts w:ascii="Consolas" w:hAnsi="Consolas"/>
+          <w:sz w:val="20"/>
+        </w:rPr>
+        <w:t xml:space="preserve"> — Media: Trypan Gels, Form: 1_ml, Qty: 100.0, </w:t>
       </w:r>
       <w:r>
         <w:rPr>
@@ -7857,7 +8053,7 @@
           <w:rFonts w:ascii="Consolas" w:hAnsi="Consolas"/>
           <w:sz w:val="20"/>
         </w:rPr>
-        <w:t>Sissors</w:t>
+        <w:t>Scissors</w:t>
       </w:r>
       <w:r>
         <w:rPr>
@@ -7953,7 +8149,7 @@
           <w:color w:val="C05000"/>
           <w:sz w:val="18"/>
         </w:rPr>
-        <w:t>P1000 Micropipette (Supply); P20 Micropipette (Supply); Hotplate (Supply); Stir Bar (Supply); Sissors (Supply); Microcentrifuge Tube Rack (Supply)</w:t>
+        <w:t>P1000 Micropipette (Supply); P20 Micropipette (Supply); Hotplate (Supply); Stir Bar (Supply); Scissors (Supply); Microcentrifuge Tube Rack (Supply)</w:t>
       </w:r>
     </w:p>
     <w:p>
@@ -8399,7 +8595,7 @@
           <w:b/>
           <w:sz w:val="22"/>
         </w:rPr>
-        <w:t>11 — ABO Blood Typing  (Total: $21.30 | $1.01/student)</w:t>
+        <w:t>11 — ABO Blood Typing  (Total: $27.16 | $1.29/student)</w:t>
       </w:r>
     </w:p>
     <w:p>
@@ -8441,7 +8637,7 @@
           <w:b/>
           <w:sz w:val="20"/>
         </w:rPr>
-        <w:t>Cost: $21.30</w:t>
+        <w:t>Cost: $27.16</w:t>
       </w:r>
     </w:p>
     <w:p>
@@ -8454,7 +8650,7 @@
           <w:b/>
           <w:sz w:val="22"/>
         </w:rPr>
-        <w:t>12.1 — Protein Purification: Day 1 - Precipitation  (Total: $571.70 | $27.22/student)</w:t>
+        <w:t>12.1 — Protein Purification: Day 1 - Precipitation  (Total: $509.50 | $24.26/student)</w:t>
       </w:r>
     </w:p>
     <w:p>
@@ -8693,7 +8889,7 @@
           <w:b/>
           <w:sz w:val="20"/>
         </w:rPr>
-        <w:t>Cost: $120.00</w:t>
+        <w:t>Cost: $57.80</w:t>
       </w:r>
     </w:p>
     <w:p>
@@ -9240,7 +9436,7 @@
           <w:b/>
           <w:sz w:val="22"/>
         </w:rPr>
-        <w:t>13.1 — Electrophoresis (SDS-PAGE): Day 1 - Protein Determination  (Total: $261.04 | $12.43/student)</w:t>
+        <w:t>13.1 — Electrophoresis (SDS-PAGE): Day 1 - Protein Determination  (Total: $260.98 | $12.43/student)</w:t>
       </w:r>
     </w:p>
     <w:p>
@@ -9394,7 +9590,7 @@
           <w:b/>
           <w:sz w:val="20"/>
         </w:rPr>
-        <w:t>Cost: $0.34</w:t>
+        <w:t>Cost: $0.28</w:t>
       </w:r>
     </w:p>
     <w:p>
@@ -9642,7 +9838,7 @@
           <w:b/>
           <w:sz w:val="22"/>
         </w:rPr>
-        <w:t>13.2 — Electrophoresis (SDS-PAGE): Day 2 - Running a Gel  (Total: $487.63 | $23.22/student)</w:t>
+        <w:t>13.2 — Electrophoresis (SDS-PAGE): Day 2 - Running a Gel  (Total: $487.55 | $23.22/student)</w:t>
       </w:r>
     </w:p>
     <w:p>
@@ -9796,7 +9992,7 @@
           <w:b/>
           <w:sz w:val="20"/>
         </w:rPr>
-        <w:t>Cost: $0.45</w:t>
+        <w:t>Cost: $0.37</w:t>
       </w:r>
     </w:p>
     <w:p>
@@ -10075,7 +10271,7 @@
           <w:b/>
           <w:sz w:val="22"/>
         </w:rPr>
-        <w:t>13.3 — Electrophoresis (SDS-PAGE): Day 3 - Comassie Staining and Transfer to Membrane  (Total: $288.09 | $13.72/student)</w:t>
+        <w:t>13.3 — Electrophoresis (SDS-PAGE): Day 3 - Comassie Staining and Transfer to Membrane  (Total: $309.09 | $14.72/student)</w:t>
       </w:r>
     </w:p>
     <w:p>
@@ -10299,7 +10495,7 @@
           <w:rFonts w:ascii="Consolas" w:hAnsi="Consolas"/>
           <w:sz w:val="20"/>
         </w:rPr>
-        <w:t>1° Ab antibody</w:t>
+        <w:t>1° Ab antibody: goat anti-human IgG</w:t>
       </w:r>
       <w:r>
         <w:rPr>
@@ -10312,10 +10508,9 @@
         <w:rPr>
           <w:rFonts w:ascii="Consolas" w:hAnsi="Consolas"/>
           <w:b/>
-          <w:color w:val="C05000"/>
-          <w:sz w:val="20"/>
-        </w:rPr>
-        <w:t>Cost: $0.00</w:t>
+          <w:sz w:val="20"/>
+        </w:rPr>
+        <w:t>Cost: $21.00</w:t>
       </w:r>
     </w:p>
     <w:p>
@@ -10611,7 +10806,7 @@
           <w:color w:val="C05000"/>
           <w:sz w:val="18"/>
         </w:rPr>
-        <w:t>ddH2O (Chemical); 1° Ab antibody (Chemical); Dacron Sponges (Supply); Nitrocellulose Membranes (Supply); Electrophoresis Apparatus (Supply); Electrophoresis Power Supply (Supply); Transfer Cassettes (Supply); Glass Tray (Supply); Forceps (Supply)</w:t>
+        <w:t>ddH2O (Chemical); Dacron Sponges (Supply); Nitrocellulose Membranes (Supply); Electrophoresis Apparatus (Supply); Electrophoresis Power Supply (Supply); Transfer Cassettes (Supply); Glass Tray (Supply); Forceps (Supply)</w:t>
       </w:r>
     </w:p>
     <w:p>
